--- a/00-首页/题组Word/第一轮·综合套卷/总索引.docx
+++ b/00-首页/题组Word/第一轮·综合套卷/总索引.docx
@@ -277,52 +277,52 @@
               <w:rPr>
                 <w:rFonts w:ascii="Times New Roman" w:hAnsi="Times New Roman" w:eastAsia="Times New Roman" w:cs="Times New Roman"/>
               </w:rPr>
-              <w:t xml:space="preserve">0/0/0</w:t>
-            </w:r>
-          </w:p>
-        </w:tc>
-        <w:tc>
-          <w:tcPr/>
-          <w:p>
-            <w:pPr>
-              <w:pStyle w:val="Compact"/>
-              <w:jc w:val="center"/>
-            </w:pPr>
-            <w:r>
-              <w:rPr>
-                <w:rFonts w:ascii="Times New Roman" w:hAnsi="Times New Roman" w:eastAsia="Times New Roman" w:cs="Times New Roman"/>
-              </w:rPr>
-              <w:t xml:space="preserve">0</w:t>
-            </w:r>
-          </w:p>
-        </w:tc>
-        <w:tc>
-          <w:tcPr/>
-          <w:p>
-            <w:pPr>
-              <w:pStyle w:val="Compact"/>
-              <w:jc w:val="center"/>
-            </w:pPr>
-            <w:r>
-              <w:rPr>
-                <w:rFonts w:ascii="Times New Roman" w:hAnsi="Times New Roman" w:eastAsia="Times New Roman" w:cs="Times New Roman"/>
-              </w:rPr>
-              <w:t xml:space="preserve">0</w:t>
-            </w:r>
-          </w:p>
-        </w:tc>
-        <w:tc>
-          <w:tcPr/>
-          <w:p>
-            <w:pPr>
-              <w:pStyle w:val="Compact"/>
-              <w:jc w:val="center"/>
-            </w:pPr>
-            <w:r>
-              <w:rPr>
-                <w:rFonts w:ascii="Times New Roman" w:hAnsi="Times New Roman" w:eastAsia="Times New Roman" w:cs="Times New Roman"/>
-              </w:rPr>
-              <w:t xml:space="preserve">0</w:t>
+              <w:t xml:space="preserve">6/16/8</w:t>
+            </w:r>
+          </w:p>
+        </w:tc>
+        <w:tc>
+          <w:tcPr/>
+          <w:p>
+            <w:pPr>
+              <w:pStyle w:val="Compact"/>
+              <w:jc w:val="center"/>
+            </w:pPr>
+            <w:r>
+              <w:rPr>
+                <w:rFonts w:ascii="Times New Roman" w:hAnsi="Times New Roman" w:eastAsia="Times New Roman" w:cs="Times New Roman"/>
+              </w:rPr>
+              <w:t xml:space="preserve">6</w:t>
+            </w:r>
+          </w:p>
+        </w:tc>
+        <w:tc>
+          <w:tcPr/>
+          <w:p>
+            <w:pPr>
+              <w:pStyle w:val="Compact"/>
+              <w:jc w:val="center"/>
+            </w:pPr>
+            <w:r>
+              <w:rPr>
+                <w:rFonts w:ascii="Times New Roman" w:hAnsi="Times New Roman" w:eastAsia="Times New Roman" w:cs="Times New Roman"/>
+              </w:rPr>
+              <w:t xml:space="preserve">21</w:t>
+            </w:r>
+          </w:p>
+        </w:tc>
+        <w:tc>
+          <w:tcPr/>
+          <w:p>
+            <w:pPr>
+              <w:pStyle w:val="Compact"/>
+              <w:jc w:val="center"/>
+            </w:pPr>
+            <w:r>
+              <w:rPr>
+                <w:rFonts w:ascii="Times New Roman" w:hAnsi="Times New Roman" w:eastAsia="Times New Roman" w:cs="Times New Roman"/>
+              </w:rPr>
+              <w:t xml:space="preserve">3</w:t>
             </w:r>
           </w:p>
         </w:tc>
@@ -462,67 +462,67 @@
               <w:rPr>
                 <w:rFonts w:ascii="Times New Roman" w:hAnsi="Times New Roman" w:eastAsia="Times New Roman" w:cs="Times New Roman"/>
               </w:rPr>
-              <w:t xml:space="preserve">0/0/0</w:t>
-            </w:r>
-          </w:p>
-        </w:tc>
-        <w:tc>
-          <w:tcPr/>
-          <w:p>
-            <w:pPr>
-              <w:pStyle w:val="Compact"/>
-              <w:jc w:val="center"/>
-            </w:pPr>
-            <w:r>
-              <w:rPr>
-                <w:rFonts w:ascii="Times New Roman" w:hAnsi="Times New Roman" w:eastAsia="Times New Roman" w:cs="Times New Roman"/>
-              </w:rPr>
-              <w:t xml:space="preserve">0</w:t>
-            </w:r>
-          </w:p>
-        </w:tc>
-        <w:tc>
-          <w:tcPr/>
-          <w:p>
-            <w:pPr>
-              <w:pStyle w:val="Compact"/>
-              <w:jc w:val="center"/>
-            </w:pPr>
-            <w:r>
-              <w:rPr>
-                <w:rFonts w:ascii="Times New Roman" w:hAnsi="Times New Roman" w:eastAsia="Times New Roman" w:cs="Times New Roman"/>
-              </w:rPr>
-              <w:t xml:space="preserve">0</w:t>
-            </w:r>
-          </w:p>
-        </w:tc>
-        <w:tc>
-          <w:tcPr/>
-          <w:p>
-            <w:pPr>
-              <w:pStyle w:val="Compact"/>
-              <w:jc w:val="center"/>
-            </w:pPr>
-            <w:r>
-              <w:rPr>
-                <w:rFonts w:ascii="Times New Roman" w:hAnsi="Times New Roman" w:eastAsia="Times New Roman" w:cs="Times New Roman"/>
-              </w:rPr>
-              <w:t xml:space="preserve">0</w:t>
-            </w:r>
-          </w:p>
-        </w:tc>
-        <w:tc>
-          <w:tcPr/>
-          <w:p>
-            <w:pPr>
-              <w:pStyle w:val="Compact"/>
-              <w:jc w:val="center"/>
-            </w:pPr>
-            <w:r>
-              <w:rPr>
-                <w:rFonts w:ascii="Times New Roman" w:hAnsi="Times New Roman" w:eastAsia="Times New Roman" w:cs="Times New Roman"/>
-              </w:rPr>
-              <w:t xml:space="preserve">0</w:t>
+              <w:t xml:space="preserve">6/16/8</w:t>
+            </w:r>
+          </w:p>
+        </w:tc>
+        <w:tc>
+          <w:tcPr/>
+          <w:p>
+            <w:pPr>
+              <w:pStyle w:val="Compact"/>
+              <w:jc w:val="center"/>
+            </w:pPr>
+            <w:r>
+              <w:rPr>
+                <w:rFonts w:ascii="Times New Roman" w:hAnsi="Times New Roman" w:eastAsia="Times New Roman" w:cs="Times New Roman"/>
+              </w:rPr>
+              <w:t xml:space="preserve">6</w:t>
+            </w:r>
+          </w:p>
+        </w:tc>
+        <w:tc>
+          <w:tcPr/>
+          <w:p>
+            <w:pPr>
+              <w:pStyle w:val="Compact"/>
+              <w:jc w:val="center"/>
+            </w:pPr>
+            <w:r>
+              <w:rPr>
+                <w:rFonts w:ascii="Times New Roman" w:hAnsi="Times New Roman" w:eastAsia="Times New Roman" w:cs="Times New Roman"/>
+              </w:rPr>
+              <w:t xml:space="preserve">19</w:t>
+            </w:r>
+          </w:p>
+        </w:tc>
+        <w:tc>
+          <w:tcPr/>
+          <w:p>
+            <w:pPr>
+              <w:pStyle w:val="Compact"/>
+              <w:jc w:val="center"/>
+            </w:pPr>
+            <w:r>
+              <w:rPr>
+                <w:rFonts w:ascii="Times New Roman" w:hAnsi="Times New Roman" w:eastAsia="Times New Roman" w:cs="Times New Roman"/>
+              </w:rPr>
+              <w:t xml:space="preserve">3</w:t>
+            </w:r>
+          </w:p>
+        </w:tc>
+        <w:tc>
+          <w:tcPr/>
+          <w:p>
+            <w:pPr>
+              <w:pStyle w:val="Compact"/>
+              <w:jc w:val="center"/>
+            </w:pPr>
+            <w:r>
+              <w:rPr>
+                <w:rFonts w:ascii="Times New Roman" w:hAnsi="Times New Roman" w:eastAsia="Times New Roman" w:cs="Times New Roman"/>
+              </w:rPr>
+              <w:t xml:space="preserve">2</w:t>
             </w:r>
           </w:p>
         </w:tc>
@@ -647,67 +647,67 @@
               <w:rPr>
                 <w:rFonts w:ascii="Times New Roman" w:hAnsi="Times New Roman" w:eastAsia="Times New Roman" w:cs="Times New Roman"/>
               </w:rPr>
-              <w:t xml:space="preserve">0/0/0</w:t>
-            </w:r>
-          </w:p>
-        </w:tc>
-        <w:tc>
-          <w:tcPr/>
-          <w:p>
-            <w:pPr>
-              <w:pStyle w:val="Compact"/>
-              <w:jc w:val="center"/>
-            </w:pPr>
-            <w:r>
-              <w:rPr>
-                <w:rFonts w:ascii="Times New Roman" w:hAnsi="Times New Roman" w:eastAsia="Times New Roman" w:cs="Times New Roman"/>
-              </w:rPr>
-              <w:t xml:space="preserve">0</w:t>
-            </w:r>
-          </w:p>
-        </w:tc>
-        <w:tc>
-          <w:tcPr/>
-          <w:p>
-            <w:pPr>
-              <w:pStyle w:val="Compact"/>
-              <w:jc w:val="center"/>
-            </w:pPr>
-            <w:r>
-              <w:rPr>
-                <w:rFonts w:ascii="Times New Roman" w:hAnsi="Times New Roman" w:eastAsia="Times New Roman" w:cs="Times New Roman"/>
-              </w:rPr>
-              <w:t xml:space="preserve">0</w:t>
-            </w:r>
-          </w:p>
-        </w:tc>
-        <w:tc>
-          <w:tcPr/>
-          <w:p>
-            <w:pPr>
-              <w:pStyle w:val="Compact"/>
-              <w:jc w:val="center"/>
-            </w:pPr>
-            <w:r>
-              <w:rPr>
-                <w:rFonts w:ascii="Times New Roman" w:hAnsi="Times New Roman" w:eastAsia="Times New Roman" w:cs="Times New Roman"/>
-              </w:rPr>
-              <w:t xml:space="preserve">0</w:t>
-            </w:r>
-          </w:p>
-        </w:tc>
-        <w:tc>
-          <w:tcPr/>
-          <w:p>
-            <w:pPr>
-              <w:pStyle w:val="Compact"/>
-              <w:jc w:val="center"/>
-            </w:pPr>
-            <w:r>
-              <w:rPr>
-                <w:rFonts w:ascii="Times New Roman" w:hAnsi="Times New Roman" w:eastAsia="Times New Roman" w:cs="Times New Roman"/>
-              </w:rPr>
-              <w:t xml:space="preserve">0</w:t>
+              <w:t xml:space="preserve">6/16/8</w:t>
+            </w:r>
+          </w:p>
+        </w:tc>
+        <w:tc>
+          <w:tcPr/>
+          <w:p>
+            <w:pPr>
+              <w:pStyle w:val="Compact"/>
+              <w:jc w:val="center"/>
+            </w:pPr>
+            <w:r>
+              <w:rPr>
+                <w:rFonts w:ascii="Times New Roman" w:hAnsi="Times New Roman" w:eastAsia="Times New Roman" w:cs="Times New Roman"/>
+              </w:rPr>
+              <w:t xml:space="preserve">6</w:t>
+            </w:r>
+          </w:p>
+        </w:tc>
+        <w:tc>
+          <w:tcPr/>
+          <w:p>
+            <w:pPr>
+              <w:pStyle w:val="Compact"/>
+              <w:jc w:val="center"/>
+            </w:pPr>
+            <w:r>
+              <w:rPr>
+                <w:rFonts w:ascii="Times New Roman" w:hAnsi="Times New Roman" w:eastAsia="Times New Roman" w:cs="Times New Roman"/>
+              </w:rPr>
+              <w:t xml:space="preserve">15</w:t>
+            </w:r>
+          </w:p>
+        </w:tc>
+        <w:tc>
+          <w:tcPr/>
+          <w:p>
+            <w:pPr>
+              <w:pStyle w:val="Compact"/>
+              <w:jc w:val="center"/>
+            </w:pPr>
+            <w:r>
+              <w:rPr>
+                <w:rFonts w:ascii="Times New Roman" w:hAnsi="Times New Roman" w:eastAsia="Times New Roman" w:cs="Times New Roman"/>
+              </w:rPr>
+              <w:t xml:space="preserve">7</w:t>
+            </w:r>
+          </w:p>
+        </w:tc>
+        <w:tc>
+          <w:tcPr/>
+          <w:p>
+            <w:pPr>
+              <w:pStyle w:val="Compact"/>
+              <w:jc w:val="center"/>
+            </w:pPr>
+            <w:r>
+              <w:rPr>
+                <w:rFonts w:ascii="Times New Roman" w:hAnsi="Times New Roman" w:eastAsia="Times New Roman" w:cs="Times New Roman"/>
+              </w:rPr>
+              <w:t xml:space="preserve">2</w:t>
             </w:r>
           </w:p>
         </w:tc>
@@ -832,67 +832,67 @@
               <w:rPr>
                 <w:rFonts w:ascii="Times New Roman" w:hAnsi="Times New Roman" w:eastAsia="Times New Roman" w:cs="Times New Roman"/>
               </w:rPr>
-              <w:t xml:space="preserve">0/0/0</w:t>
-            </w:r>
-          </w:p>
-        </w:tc>
-        <w:tc>
-          <w:tcPr/>
-          <w:p>
-            <w:pPr>
-              <w:pStyle w:val="Compact"/>
-              <w:jc w:val="center"/>
-            </w:pPr>
-            <w:r>
-              <w:rPr>
-                <w:rFonts w:ascii="Times New Roman" w:hAnsi="Times New Roman" w:eastAsia="Times New Roman" w:cs="Times New Roman"/>
-              </w:rPr>
-              <w:t xml:space="preserve">0</w:t>
-            </w:r>
-          </w:p>
-        </w:tc>
-        <w:tc>
-          <w:tcPr/>
-          <w:p>
-            <w:pPr>
-              <w:pStyle w:val="Compact"/>
-              <w:jc w:val="center"/>
-            </w:pPr>
-            <w:r>
-              <w:rPr>
-                <w:rFonts w:ascii="Times New Roman" w:hAnsi="Times New Roman" w:eastAsia="Times New Roman" w:cs="Times New Roman"/>
-              </w:rPr>
-              <w:t xml:space="preserve">0</w:t>
-            </w:r>
-          </w:p>
-        </w:tc>
-        <w:tc>
-          <w:tcPr/>
-          <w:p>
-            <w:pPr>
-              <w:pStyle w:val="Compact"/>
-              <w:jc w:val="center"/>
-            </w:pPr>
-            <w:r>
-              <w:rPr>
-                <w:rFonts w:ascii="Times New Roman" w:hAnsi="Times New Roman" w:eastAsia="Times New Roman" w:cs="Times New Roman"/>
-              </w:rPr>
-              <w:t xml:space="preserve">0</w:t>
-            </w:r>
-          </w:p>
-        </w:tc>
-        <w:tc>
-          <w:tcPr/>
-          <w:p>
-            <w:pPr>
-              <w:pStyle w:val="Compact"/>
-              <w:jc w:val="center"/>
-            </w:pPr>
-            <w:r>
-              <w:rPr>
-                <w:rFonts w:ascii="Times New Roman" w:hAnsi="Times New Roman" w:eastAsia="Times New Roman" w:cs="Times New Roman"/>
-              </w:rPr>
-              <w:t xml:space="preserve">0</w:t>
+              <w:t xml:space="preserve">6/16/8</w:t>
+            </w:r>
+          </w:p>
+        </w:tc>
+        <w:tc>
+          <w:tcPr/>
+          <w:p>
+            <w:pPr>
+              <w:pStyle w:val="Compact"/>
+              <w:jc w:val="center"/>
+            </w:pPr>
+            <w:r>
+              <w:rPr>
+                <w:rFonts w:ascii="Times New Roman" w:hAnsi="Times New Roman" w:eastAsia="Times New Roman" w:cs="Times New Roman"/>
+              </w:rPr>
+              <w:t xml:space="preserve">6</w:t>
+            </w:r>
+          </w:p>
+        </w:tc>
+        <w:tc>
+          <w:tcPr/>
+          <w:p>
+            <w:pPr>
+              <w:pStyle w:val="Compact"/>
+              <w:jc w:val="center"/>
+            </w:pPr>
+            <w:r>
+              <w:rPr>
+                <w:rFonts w:ascii="Times New Roman" w:hAnsi="Times New Roman" w:eastAsia="Times New Roman" w:cs="Times New Roman"/>
+              </w:rPr>
+              <w:t xml:space="preserve">16</w:t>
+            </w:r>
+          </w:p>
+        </w:tc>
+        <w:tc>
+          <w:tcPr/>
+          <w:p>
+            <w:pPr>
+              <w:pStyle w:val="Compact"/>
+              <w:jc w:val="center"/>
+            </w:pPr>
+            <w:r>
+              <w:rPr>
+                <w:rFonts w:ascii="Times New Roman" w:hAnsi="Times New Roman" w:eastAsia="Times New Roman" w:cs="Times New Roman"/>
+              </w:rPr>
+              <w:t xml:space="preserve">3</w:t>
+            </w:r>
+          </w:p>
+        </w:tc>
+        <w:tc>
+          <w:tcPr/>
+          <w:p>
+            <w:pPr>
+              <w:pStyle w:val="Compact"/>
+              <w:jc w:val="center"/>
+            </w:pPr>
+            <w:r>
+              <w:rPr>
+                <w:rFonts w:ascii="Times New Roman" w:hAnsi="Times New Roman" w:eastAsia="Times New Roman" w:cs="Times New Roman"/>
+              </w:rPr>
+              <w:t xml:space="preserve">5</w:t>
             </w:r>
           </w:p>
         </w:tc>
@@ -1017,67 +1017,67 @@
               <w:rPr>
                 <w:rFonts w:ascii="Times New Roman" w:hAnsi="Times New Roman" w:eastAsia="Times New Roman" w:cs="Times New Roman"/>
               </w:rPr>
-              <w:t xml:space="preserve">0/0/0</w:t>
-            </w:r>
-          </w:p>
-        </w:tc>
-        <w:tc>
-          <w:tcPr/>
-          <w:p>
-            <w:pPr>
-              <w:pStyle w:val="Compact"/>
-              <w:jc w:val="center"/>
-            </w:pPr>
-            <w:r>
-              <w:rPr>
-                <w:rFonts w:ascii="Times New Roman" w:hAnsi="Times New Roman" w:eastAsia="Times New Roman" w:cs="Times New Roman"/>
-              </w:rPr>
-              <w:t xml:space="preserve">0</w:t>
-            </w:r>
-          </w:p>
-        </w:tc>
-        <w:tc>
-          <w:tcPr/>
-          <w:p>
-            <w:pPr>
-              <w:pStyle w:val="Compact"/>
-              <w:jc w:val="center"/>
-            </w:pPr>
-            <w:r>
-              <w:rPr>
-                <w:rFonts w:ascii="Times New Roman" w:hAnsi="Times New Roman" w:eastAsia="Times New Roman" w:cs="Times New Roman"/>
-              </w:rPr>
-              <w:t xml:space="preserve">0</w:t>
-            </w:r>
-          </w:p>
-        </w:tc>
-        <w:tc>
-          <w:tcPr/>
-          <w:p>
-            <w:pPr>
-              <w:pStyle w:val="Compact"/>
-              <w:jc w:val="center"/>
-            </w:pPr>
-            <w:r>
-              <w:rPr>
-                <w:rFonts w:ascii="Times New Roman" w:hAnsi="Times New Roman" w:eastAsia="Times New Roman" w:cs="Times New Roman"/>
-              </w:rPr>
-              <w:t xml:space="preserve">0</w:t>
-            </w:r>
-          </w:p>
-        </w:tc>
-        <w:tc>
-          <w:tcPr/>
-          <w:p>
-            <w:pPr>
-              <w:pStyle w:val="Compact"/>
-              <w:jc w:val="center"/>
-            </w:pPr>
-            <w:r>
-              <w:rPr>
-                <w:rFonts w:ascii="Times New Roman" w:hAnsi="Times New Roman" w:eastAsia="Times New Roman" w:cs="Times New Roman"/>
-              </w:rPr>
-              <w:t xml:space="preserve">0</w:t>
+              <w:t xml:space="preserve">6/16/8</w:t>
+            </w:r>
+          </w:p>
+        </w:tc>
+        <w:tc>
+          <w:tcPr/>
+          <w:p>
+            <w:pPr>
+              <w:pStyle w:val="Compact"/>
+              <w:jc w:val="center"/>
+            </w:pPr>
+            <w:r>
+              <w:rPr>
+                <w:rFonts w:ascii="Times New Roman" w:hAnsi="Times New Roman" w:eastAsia="Times New Roman" w:cs="Times New Roman"/>
+              </w:rPr>
+              <w:t xml:space="preserve">6</w:t>
+            </w:r>
+          </w:p>
+        </w:tc>
+        <w:tc>
+          <w:tcPr/>
+          <w:p>
+            <w:pPr>
+              <w:pStyle w:val="Compact"/>
+              <w:jc w:val="center"/>
+            </w:pPr>
+            <w:r>
+              <w:rPr>
+                <w:rFonts w:ascii="Times New Roman" w:hAnsi="Times New Roman" w:eastAsia="Times New Roman" w:cs="Times New Roman"/>
+              </w:rPr>
+              <w:t xml:space="preserve">15</w:t>
+            </w:r>
+          </w:p>
+        </w:tc>
+        <w:tc>
+          <w:tcPr/>
+          <w:p>
+            <w:pPr>
+              <w:pStyle w:val="Compact"/>
+              <w:jc w:val="center"/>
+            </w:pPr>
+            <w:r>
+              <w:rPr>
+                <w:rFonts w:ascii="Times New Roman" w:hAnsi="Times New Roman" w:eastAsia="Times New Roman" w:cs="Times New Roman"/>
+              </w:rPr>
+              <w:t xml:space="preserve">3</w:t>
+            </w:r>
+          </w:p>
+        </w:tc>
+        <w:tc>
+          <w:tcPr/>
+          <w:p>
+            <w:pPr>
+              <w:pStyle w:val="Compact"/>
+              <w:jc w:val="center"/>
+            </w:pPr>
+            <w:r>
+              <w:rPr>
+                <w:rFonts w:ascii="Times New Roman" w:hAnsi="Times New Roman" w:eastAsia="Times New Roman" w:cs="Times New Roman"/>
+              </w:rPr>
+              <w:t xml:space="preserve">6</w:t>
             </w:r>
           </w:p>
         </w:tc>
@@ -1202,67 +1202,67 @@
               <w:rPr>
                 <w:rFonts w:ascii="Times New Roman" w:hAnsi="Times New Roman" w:eastAsia="Times New Roman" w:cs="Times New Roman"/>
               </w:rPr>
-              <w:t xml:space="preserve">0/0/0</w:t>
-            </w:r>
-          </w:p>
-        </w:tc>
-        <w:tc>
-          <w:tcPr/>
-          <w:p>
-            <w:pPr>
-              <w:pStyle w:val="Compact"/>
-              <w:jc w:val="center"/>
-            </w:pPr>
-            <w:r>
-              <w:rPr>
-                <w:rFonts w:ascii="Times New Roman" w:hAnsi="Times New Roman" w:eastAsia="Times New Roman" w:cs="Times New Roman"/>
-              </w:rPr>
-              <w:t xml:space="preserve">0</w:t>
-            </w:r>
-          </w:p>
-        </w:tc>
-        <w:tc>
-          <w:tcPr/>
-          <w:p>
-            <w:pPr>
-              <w:pStyle w:val="Compact"/>
-              <w:jc w:val="center"/>
-            </w:pPr>
-            <w:r>
-              <w:rPr>
-                <w:rFonts w:ascii="Times New Roman" w:hAnsi="Times New Roman" w:eastAsia="Times New Roman" w:cs="Times New Roman"/>
-              </w:rPr>
-              <w:t xml:space="preserve">0</w:t>
-            </w:r>
-          </w:p>
-        </w:tc>
-        <w:tc>
-          <w:tcPr/>
-          <w:p>
-            <w:pPr>
-              <w:pStyle w:val="Compact"/>
-              <w:jc w:val="center"/>
-            </w:pPr>
-            <w:r>
-              <w:rPr>
-                <w:rFonts w:ascii="Times New Roman" w:hAnsi="Times New Roman" w:eastAsia="Times New Roman" w:cs="Times New Roman"/>
-              </w:rPr>
-              <w:t xml:space="preserve">0</w:t>
-            </w:r>
-          </w:p>
-        </w:tc>
-        <w:tc>
-          <w:tcPr/>
-          <w:p>
-            <w:pPr>
-              <w:pStyle w:val="Compact"/>
-              <w:jc w:val="center"/>
-            </w:pPr>
-            <w:r>
-              <w:rPr>
-                <w:rFonts w:ascii="Times New Roman" w:hAnsi="Times New Roman" w:eastAsia="Times New Roman" w:cs="Times New Roman"/>
-              </w:rPr>
-              <w:t xml:space="preserve">0</w:t>
+              <w:t xml:space="preserve">6/16/8</w:t>
+            </w:r>
+          </w:p>
+        </w:tc>
+        <w:tc>
+          <w:tcPr/>
+          <w:p>
+            <w:pPr>
+              <w:pStyle w:val="Compact"/>
+              <w:jc w:val="center"/>
+            </w:pPr>
+            <w:r>
+              <w:rPr>
+                <w:rFonts w:ascii="Times New Roman" w:hAnsi="Times New Roman" w:eastAsia="Times New Roman" w:cs="Times New Roman"/>
+              </w:rPr>
+              <w:t xml:space="preserve">6</w:t>
+            </w:r>
+          </w:p>
+        </w:tc>
+        <w:tc>
+          <w:tcPr/>
+          <w:p>
+            <w:pPr>
+              <w:pStyle w:val="Compact"/>
+              <w:jc w:val="center"/>
+            </w:pPr>
+            <w:r>
+              <w:rPr>
+                <w:rFonts w:ascii="Times New Roman" w:hAnsi="Times New Roman" w:eastAsia="Times New Roman" w:cs="Times New Roman"/>
+              </w:rPr>
+              <w:t xml:space="preserve">17</w:t>
+            </w:r>
+          </w:p>
+        </w:tc>
+        <w:tc>
+          <w:tcPr/>
+          <w:p>
+            <w:pPr>
+              <w:pStyle w:val="Compact"/>
+              <w:jc w:val="center"/>
+            </w:pPr>
+            <w:r>
+              <w:rPr>
+                <w:rFonts w:ascii="Times New Roman" w:hAnsi="Times New Roman" w:eastAsia="Times New Roman" w:cs="Times New Roman"/>
+              </w:rPr>
+              <w:t xml:space="preserve">2</w:t>
+            </w:r>
+          </w:p>
+        </w:tc>
+        <w:tc>
+          <w:tcPr/>
+          <w:p>
+            <w:pPr>
+              <w:pStyle w:val="Compact"/>
+              <w:jc w:val="center"/>
+            </w:pPr>
+            <w:r>
+              <w:rPr>
+                <w:rFonts w:ascii="Times New Roman" w:hAnsi="Times New Roman" w:eastAsia="Times New Roman" w:cs="Times New Roman"/>
+              </w:rPr>
+              <w:t xml:space="preserve">5</w:t>
             </w:r>
           </w:p>
         </w:tc>
@@ -1387,67 +1387,67 @@
               <w:rPr>
                 <w:rFonts w:ascii="Times New Roman" w:hAnsi="Times New Roman" w:eastAsia="Times New Roman" w:cs="Times New Roman"/>
               </w:rPr>
-              <w:t xml:space="preserve">0/0/0</w:t>
-            </w:r>
-          </w:p>
-        </w:tc>
-        <w:tc>
-          <w:tcPr/>
-          <w:p>
-            <w:pPr>
-              <w:pStyle w:val="Compact"/>
-              <w:jc w:val="center"/>
-            </w:pPr>
-            <w:r>
-              <w:rPr>
-                <w:rFonts w:ascii="Times New Roman" w:hAnsi="Times New Roman" w:eastAsia="Times New Roman" w:cs="Times New Roman"/>
-              </w:rPr>
-              <w:t xml:space="preserve">0</w:t>
-            </w:r>
-          </w:p>
-        </w:tc>
-        <w:tc>
-          <w:tcPr/>
-          <w:p>
-            <w:pPr>
-              <w:pStyle w:val="Compact"/>
-              <w:jc w:val="center"/>
-            </w:pPr>
-            <w:r>
-              <w:rPr>
-                <w:rFonts w:ascii="Times New Roman" w:hAnsi="Times New Roman" w:eastAsia="Times New Roman" w:cs="Times New Roman"/>
-              </w:rPr>
-              <w:t xml:space="preserve">0</w:t>
-            </w:r>
-          </w:p>
-        </w:tc>
-        <w:tc>
-          <w:tcPr/>
-          <w:p>
-            <w:pPr>
-              <w:pStyle w:val="Compact"/>
-              <w:jc w:val="center"/>
-            </w:pPr>
-            <w:r>
-              <w:rPr>
-                <w:rFonts w:ascii="Times New Roman" w:hAnsi="Times New Roman" w:eastAsia="Times New Roman" w:cs="Times New Roman"/>
-              </w:rPr>
-              <w:t xml:space="preserve">0</w:t>
-            </w:r>
-          </w:p>
-        </w:tc>
-        <w:tc>
-          <w:tcPr/>
-          <w:p>
-            <w:pPr>
-              <w:pStyle w:val="Compact"/>
-              <w:jc w:val="center"/>
-            </w:pPr>
-            <w:r>
-              <w:rPr>
-                <w:rFonts w:ascii="Times New Roman" w:hAnsi="Times New Roman" w:eastAsia="Times New Roman" w:cs="Times New Roman"/>
-              </w:rPr>
-              <w:t xml:space="preserve">0</w:t>
+              <w:t xml:space="preserve">6/16/8</w:t>
+            </w:r>
+          </w:p>
+        </w:tc>
+        <w:tc>
+          <w:tcPr/>
+          <w:p>
+            <w:pPr>
+              <w:pStyle w:val="Compact"/>
+              <w:jc w:val="center"/>
+            </w:pPr>
+            <w:r>
+              <w:rPr>
+                <w:rFonts w:ascii="Times New Roman" w:hAnsi="Times New Roman" w:eastAsia="Times New Roman" w:cs="Times New Roman"/>
+              </w:rPr>
+              <w:t xml:space="preserve">6</w:t>
+            </w:r>
+          </w:p>
+        </w:tc>
+        <w:tc>
+          <w:tcPr/>
+          <w:p>
+            <w:pPr>
+              <w:pStyle w:val="Compact"/>
+              <w:jc w:val="center"/>
+            </w:pPr>
+            <w:r>
+              <w:rPr>
+                <w:rFonts w:ascii="Times New Roman" w:hAnsi="Times New Roman" w:eastAsia="Times New Roman" w:cs="Times New Roman"/>
+              </w:rPr>
+              <w:t xml:space="preserve">13</w:t>
+            </w:r>
+          </w:p>
+        </w:tc>
+        <w:tc>
+          <w:tcPr/>
+          <w:p>
+            <w:pPr>
+              <w:pStyle w:val="Compact"/>
+              <w:jc w:val="center"/>
+            </w:pPr>
+            <w:r>
+              <w:rPr>
+                <w:rFonts w:ascii="Times New Roman" w:hAnsi="Times New Roman" w:eastAsia="Times New Roman" w:cs="Times New Roman"/>
+              </w:rPr>
+              <w:t xml:space="preserve">5</w:t>
+            </w:r>
+          </w:p>
+        </w:tc>
+        <w:tc>
+          <w:tcPr/>
+          <w:p>
+            <w:pPr>
+              <w:pStyle w:val="Compact"/>
+              <w:jc w:val="center"/>
+            </w:pPr>
+            <w:r>
+              <w:rPr>
+                <w:rFonts w:ascii="Times New Roman" w:hAnsi="Times New Roman" w:eastAsia="Times New Roman" w:cs="Times New Roman"/>
+              </w:rPr>
+              <w:t xml:space="preserve">6</w:t>
             </w:r>
           </w:p>
         </w:tc>
@@ -1572,67 +1572,67 @@
               <w:rPr>
                 <w:rFonts w:ascii="Times New Roman" w:hAnsi="Times New Roman" w:eastAsia="Times New Roman" w:cs="Times New Roman"/>
               </w:rPr>
-              <w:t xml:space="preserve">0/0/0</w:t>
-            </w:r>
-          </w:p>
-        </w:tc>
-        <w:tc>
-          <w:tcPr/>
-          <w:p>
-            <w:pPr>
-              <w:pStyle w:val="Compact"/>
-              <w:jc w:val="center"/>
-            </w:pPr>
-            <w:r>
-              <w:rPr>
-                <w:rFonts w:ascii="Times New Roman" w:hAnsi="Times New Roman" w:eastAsia="Times New Roman" w:cs="Times New Roman"/>
-              </w:rPr>
-              <w:t xml:space="preserve">0</w:t>
-            </w:r>
-          </w:p>
-        </w:tc>
-        <w:tc>
-          <w:tcPr/>
-          <w:p>
-            <w:pPr>
-              <w:pStyle w:val="Compact"/>
-              <w:jc w:val="center"/>
-            </w:pPr>
-            <w:r>
-              <w:rPr>
-                <w:rFonts w:ascii="Times New Roman" w:hAnsi="Times New Roman" w:eastAsia="Times New Roman" w:cs="Times New Roman"/>
-              </w:rPr>
-              <w:t xml:space="preserve">0</w:t>
-            </w:r>
-          </w:p>
-        </w:tc>
-        <w:tc>
-          <w:tcPr/>
-          <w:p>
-            <w:pPr>
-              <w:pStyle w:val="Compact"/>
-              <w:jc w:val="center"/>
-            </w:pPr>
-            <w:r>
-              <w:rPr>
-                <w:rFonts w:ascii="Times New Roman" w:hAnsi="Times New Roman" w:eastAsia="Times New Roman" w:cs="Times New Roman"/>
-              </w:rPr>
-              <w:t xml:space="preserve">0</w:t>
-            </w:r>
-          </w:p>
-        </w:tc>
-        <w:tc>
-          <w:tcPr/>
-          <w:p>
-            <w:pPr>
-              <w:pStyle w:val="Compact"/>
-              <w:jc w:val="center"/>
-            </w:pPr>
-            <w:r>
-              <w:rPr>
-                <w:rFonts w:ascii="Times New Roman" w:hAnsi="Times New Roman" w:eastAsia="Times New Roman" w:cs="Times New Roman"/>
-              </w:rPr>
-              <w:t xml:space="preserve">0</w:t>
+              <w:t xml:space="preserve">6/16/8</w:t>
+            </w:r>
+          </w:p>
+        </w:tc>
+        <w:tc>
+          <w:tcPr/>
+          <w:p>
+            <w:pPr>
+              <w:pStyle w:val="Compact"/>
+              <w:jc w:val="center"/>
+            </w:pPr>
+            <w:r>
+              <w:rPr>
+                <w:rFonts w:ascii="Times New Roman" w:hAnsi="Times New Roman" w:eastAsia="Times New Roman" w:cs="Times New Roman"/>
+              </w:rPr>
+              <w:t xml:space="preserve">6</w:t>
+            </w:r>
+          </w:p>
+        </w:tc>
+        <w:tc>
+          <w:tcPr/>
+          <w:p>
+            <w:pPr>
+              <w:pStyle w:val="Compact"/>
+              <w:jc w:val="center"/>
+            </w:pPr>
+            <w:r>
+              <w:rPr>
+                <w:rFonts w:ascii="Times New Roman" w:hAnsi="Times New Roman" w:eastAsia="Times New Roman" w:cs="Times New Roman"/>
+              </w:rPr>
+              <w:t xml:space="preserve">14</w:t>
+            </w:r>
+          </w:p>
+        </w:tc>
+        <w:tc>
+          <w:tcPr/>
+          <w:p>
+            <w:pPr>
+              <w:pStyle w:val="Compact"/>
+              <w:jc w:val="center"/>
+            </w:pPr>
+            <w:r>
+              <w:rPr>
+                <w:rFonts w:ascii="Times New Roman" w:hAnsi="Times New Roman" w:eastAsia="Times New Roman" w:cs="Times New Roman"/>
+              </w:rPr>
+              <w:t xml:space="preserve">5</w:t>
+            </w:r>
+          </w:p>
+        </w:tc>
+        <w:tc>
+          <w:tcPr/>
+          <w:p>
+            <w:pPr>
+              <w:pStyle w:val="Compact"/>
+              <w:jc w:val="center"/>
+            </w:pPr>
+            <w:r>
+              <w:rPr>
+                <w:rFonts w:ascii="Times New Roman" w:hAnsi="Times New Roman" w:eastAsia="Times New Roman" w:cs="Times New Roman"/>
+              </w:rPr>
+              <w:t xml:space="preserve">5</w:t>
             </w:r>
           </w:p>
         </w:tc>
@@ -1757,67 +1757,67 @@
               <w:rPr>
                 <w:rFonts w:ascii="Times New Roman" w:hAnsi="Times New Roman" w:eastAsia="Times New Roman" w:cs="Times New Roman"/>
               </w:rPr>
-              <w:t xml:space="preserve">0/0/0</w:t>
-            </w:r>
-          </w:p>
-        </w:tc>
-        <w:tc>
-          <w:tcPr/>
-          <w:p>
-            <w:pPr>
-              <w:pStyle w:val="Compact"/>
-              <w:jc w:val="center"/>
-            </w:pPr>
-            <w:r>
-              <w:rPr>
-                <w:rFonts w:ascii="Times New Roman" w:hAnsi="Times New Roman" w:eastAsia="Times New Roman" w:cs="Times New Roman"/>
-              </w:rPr>
-              <w:t xml:space="preserve">0</w:t>
-            </w:r>
-          </w:p>
-        </w:tc>
-        <w:tc>
-          <w:tcPr/>
-          <w:p>
-            <w:pPr>
-              <w:pStyle w:val="Compact"/>
-              <w:jc w:val="center"/>
-            </w:pPr>
-            <w:r>
-              <w:rPr>
-                <w:rFonts w:ascii="Times New Roman" w:hAnsi="Times New Roman" w:eastAsia="Times New Roman" w:cs="Times New Roman"/>
-              </w:rPr>
-              <w:t xml:space="preserve">0</w:t>
-            </w:r>
-          </w:p>
-        </w:tc>
-        <w:tc>
-          <w:tcPr/>
-          <w:p>
-            <w:pPr>
-              <w:pStyle w:val="Compact"/>
-              <w:jc w:val="center"/>
-            </w:pPr>
-            <w:r>
-              <w:rPr>
-                <w:rFonts w:ascii="Times New Roman" w:hAnsi="Times New Roman" w:eastAsia="Times New Roman" w:cs="Times New Roman"/>
-              </w:rPr>
-              <w:t xml:space="preserve">0</w:t>
-            </w:r>
-          </w:p>
-        </w:tc>
-        <w:tc>
-          <w:tcPr/>
-          <w:p>
-            <w:pPr>
-              <w:pStyle w:val="Compact"/>
-              <w:jc w:val="center"/>
-            </w:pPr>
-            <w:r>
-              <w:rPr>
-                <w:rFonts w:ascii="Times New Roman" w:hAnsi="Times New Roman" w:eastAsia="Times New Roman" w:cs="Times New Roman"/>
-              </w:rPr>
-              <w:t xml:space="preserve">0</w:t>
+              <w:t xml:space="preserve">6/16/8</w:t>
+            </w:r>
+          </w:p>
+        </w:tc>
+        <w:tc>
+          <w:tcPr/>
+          <w:p>
+            <w:pPr>
+              <w:pStyle w:val="Compact"/>
+              <w:jc w:val="center"/>
+            </w:pPr>
+            <w:r>
+              <w:rPr>
+                <w:rFonts w:ascii="Times New Roman" w:hAnsi="Times New Roman" w:eastAsia="Times New Roman" w:cs="Times New Roman"/>
+              </w:rPr>
+              <w:t xml:space="preserve">6</w:t>
+            </w:r>
+          </w:p>
+        </w:tc>
+        <w:tc>
+          <w:tcPr/>
+          <w:p>
+            <w:pPr>
+              <w:pStyle w:val="Compact"/>
+              <w:jc w:val="center"/>
+            </w:pPr>
+            <w:r>
+              <w:rPr>
+                <w:rFonts w:ascii="Times New Roman" w:hAnsi="Times New Roman" w:eastAsia="Times New Roman" w:cs="Times New Roman"/>
+              </w:rPr>
+              <w:t xml:space="preserve">13</w:t>
+            </w:r>
+          </w:p>
+        </w:tc>
+        <w:tc>
+          <w:tcPr/>
+          <w:p>
+            <w:pPr>
+              <w:pStyle w:val="Compact"/>
+              <w:jc w:val="center"/>
+            </w:pPr>
+            <w:r>
+              <w:rPr>
+                <w:rFonts w:ascii="Times New Roman" w:hAnsi="Times New Roman" w:eastAsia="Times New Roman" w:cs="Times New Roman"/>
+              </w:rPr>
+              <w:t xml:space="preserve">6</w:t>
+            </w:r>
+          </w:p>
+        </w:tc>
+        <w:tc>
+          <w:tcPr/>
+          <w:p>
+            <w:pPr>
+              <w:pStyle w:val="Compact"/>
+              <w:jc w:val="center"/>
+            </w:pPr>
+            <w:r>
+              <w:rPr>
+                <w:rFonts w:ascii="Times New Roman" w:hAnsi="Times New Roman" w:eastAsia="Times New Roman" w:cs="Times New Roman"/>
+              </w:rPr>
+              <w:t xml:space="preserve">5</w:t>
             </w:r>
           </w:p>
         </w:tc>
@@ -1942,67 +1942,67 @@
               <w:rPr>
                 <w:rFonts w:ascii="Times New Roman" w:hAnsi="Times New Roman" w:eastAsia="Times New Roman" w:cs="Times New Roman"/>
               </w:rPr>
-              <w:t xml:space="preserve">0/0/0</w:t>
-            </w:r>
-          </w:p>
-        </w:tc>
-        <w:tc>
-          <w:tcPr/>
-          <w:p>
-            <w:pPr>
-              <w:pStyle w:val="Compact"/>
-              <w:jc w:val="center"/>
-            </w:pPr>
-            <w:r>
-              <w:rPr>
-                <w:rFonts w:ascii="Times New Roman" w:hAnsi="Times New Roman" w:eastAsia="Times New Roman" w:cs="Times New Roman"/>
-              </w:rPr>
-              <w:t xml:space="preserve">0</w:t>
-            </w:r>
-          </w:p>
-        </w:tc>
-        <w:tc>
-          <w:tcPr/>
-          <w:p>
-            <w:pPr>
-              <w:pStyle w:val="Compact"/>
-              <w:jc w:val="center"/>
-            </w:pPr>
-            <w:r>
-              <w:rPr>
-                <w:rFonts w:ascii="Times New Roman" w:hAnsi="Times New Roman" w:eastAsia="Times New Roman" w:cs="Times New Roman"/>
-              </w:rPr>
-              <w:t xml:space="preserve">0</w:t>
-            </w:r>
-          </w:p>
-        </w:tc>
-        <w:tc>
-          <w:tcPr/>
-          <w:p>
-            <w:pPr>
-              <w:pStyle w:val="Compact"/>
-              <w:jc w:val="center"/>
-            </w:pPr>
-            <w:r>
-              <w:rPr>
-                <w:rFonts w:ascii="Times New Roman" w:hAnsi="Times New Roman" w:eastAsia="Times New Roman" w:cs="Times New Roman"/>
-              </w:rPr>
-              <w:t xml:space="preserve">0</w:t>
-            </w:r>
-          </w:p>
-        </w:tc>
-        <w:tc>
-          <w:tcPr/>
-          <w:p>
-            <w:pPr>
-              <w:pStyle w:val="Compact"/>
-              <w:jc w:val="center"/>
-            </w:pPr>
-            <w:r>
-              <w:rPr>
-                <w:rFonts w:ascii="Times New Roman" w:hAnsi="Times New Roman" w:eastAsia="Times New Roman" w:cs="Times New Roman"/>
-              </w:rPr>
-              <w:t xml:space="preserve">0</w:t>
+              <w:t xml:space="preserve">6/16/8</w:t>
+            </w:r>
+          </w:p>
+        </w:tc>
+        <w:tc>
+          <w:tcPr/>
+          <w:p>
+            <w:pPr>
+              <w:pStyle w:val="Compact"/>
+              <w:jc w:val="center"/>
+            </w:pPr>
+            <w:r>
+              <w:rPr>
+                <w:rFonts w:ascii="Times New Roman" w:hAnsi="Times New Roman" w:eastAsia="Times New Roman" w:cs="Times New Roman"/>
+              </w:rPr>
+              <w:t xml:space="preserve">6</w:t>
+            </w:r>
+          </w:p>
+        </w:tc>
+        <w:tc>
+          <w:tcPr/>
+          <w:p>
+            <w:pPr>
+              <w:pStyle w:val="Compact"/>
+              <w:jc w:val="center"/>
+            </w:pPr>
+            <w:r>
+              <w:rPr>
+                <w:rFonts w:ascii="Times New Roman" w:hAnsi="Times New Roman" w:eastAsia="Times New Roman" w:cs="Times New Roman"/>
+              </w:rPr>
+              <w:t xml:space="preserve">9</w:t>
+            </w:r>
+          </w:p>
+        </w:tc>
+        <w:tc>
+          <w:tcPr/>
+          <w:p>
+            <w:pPr>
+              <w:pStyle w:val="Compact"/>
+              <w:jc w:val="center"/>
+            </w:pPr>
+            <w:r>
+              <w:rPr>
+                <w:rFonts w:ascii="Times New Roman" w:hAnsi="Times New Roman" w:eastAsia="Times New Roman" w:cs="Times New Roman"/>
+              </w:rPr>
+              <w:t xml:space="preserve">8</w:t>
+            </w:r>
+          </w:p>
+        </w:tc>
+        <w:tc>
+          <w:tcPr/>
+          <w:p>
+            <w:pPr>
+              <w:pStyle w:val="Compact"/>
+              <w:jc w:val="center"/>
+            </w:pPr>
+            <w:r>
+              <w:rPr>
+                <w:rFonts w:ascii="Times New Roman" w:hAnsi="Times New Roman" w:eastAsia="Times New Roman" w:cs="Times New Roman"/>
+              </w:rPr>
+              <w:t xml:space="preserve">7</w:t>
             </w:r>
           </w:p>
         </w:tc>
@@ -2127,67 +2127,67 @@
               <w:rPr>
                 <w:rFonts w:ascii="Times New Roman" w:hAnsi="Times New Roman" w:eastAsia="Times New Roman" w:cs="Times New Roman"/>
               </w:rPr>
-              <w:t xml:space="preserve">0/0/0</w:t>
-            </w:r>
-          </w:p>
-        </w:tc>
-        <w:tc>
-          <w:tcPr/>
-          <w:p>
-            <w:pPr>
-              <w:pStyle w:val="Compact"/>
-              <w:jc w:val="center"/>
-            </w:pPr>
-            <w:r>
-              <w:rPr>
-                <w:rFonts w:ascii="Times New Roman" w:hAnsi="Times New Roman" w:eastAsia="Times New Roman" w:cs="Times New Roman"/>
-              </w:rPr>
-              <w:t xml:space="preserve">0</w:t>
-            </w:r>
-          </w:p>
-        </w:tc>
-        <w:tc>
-          <w:tcPr/>
-          <w:p>
-            <w:pPr>
-              <w:pStyle w:val="Compact"/>
-              <w:jc w:val="center"/>
-            </w:pPr>
-            <w:r>
-              <w:rPr>
-                <w:rFonts w:ascii="Times New Roman" w:hAnsi="Times New Roman" w:eastAsia="Times New Roman" w:cs="Times New Roman"/>
-              </w:rPr>
-              <w:t xml:space="preserve">0</w:t>
-            </w:r>
-          </w:p>
-        </w:tc>
-        <w:tc>
-          <w:tcPr/>
-          <w:p>
-            <w:pPr>
-              <w:pStyle w:val="Compact"/>
-              <w:jc w:val="center"/>
-            </w:pPr>
-            <w:r>
-              <w:rPr>
-                <w:rFonts w:ascii="Times New Roman" w:hAnsi="Times New Roman" w:eastAsia="Times New Roman" w:cs="Times New Roman"/>
-              </w:rPr>
-              <w:t xml:space="preserve">0</w:t>
-            </w:r>
-          </w:p>
-        </w:tc>
-        <w:tc>
-          <w:tcPr/>
-          <w:p>
-            <w:pPr>
-              <w:pStyle w:val="Compact"/>
-              <w:jc w:val="center"/>
-            </w:pPr>
-            <w:r>
-              <w:rPr>
-                <w:rFonts w:ascii="Times New Roman" w:hAnsi="Times New Roman" w:eastAsia="Times New Roman" w:cs="Times New Roman"/>
-              </w:rPr>
-              <w:t xml:space="preserve">0</w:t>
+              <w:t xml:space="preserve">6/16/8</w:t>
+            </w:r>
+          </w:p>
+        </w:tc>
+        <w:tc>
+          <w:tcPr/>
+          <w:p>
+            <w:pPr>
+              <w:pStyle w:val="Compact"/>
+              <w:jc w:val="center"/>
+            </w:pPr>
+            <w:r>
+              <w:rPr>
+                <w:rFonts w:ascii="Times New Roman" w:hAnsi="Times New Roman" w:eastAsia="Times New Roman" w:cs="Times New Roman"/>
+              </w:rPr>
+              <w:t xml:space="preserve">4</w:t>
+            </w:r>
+          </w:p>
+        </w:tc>
+        <w:tc>
+          <w:tcPr/>
+          <w:p>
+            <w:pPr>
+              <w:pStyle w:val="Compact"/>
+              <w:jc w:val="center"/>
+            </w:pPr>
+            <w:r>
+              <w:rPr>
+                <w:rFonts w:ascii="Times New Roman" w:hAnsi="Times New Roman" w:eastAsia="Times New Roman" w:cs="Times New Roman"/>
+              </w:rPr>
+              <w:t xml:space="preserve">9</w:t>
+            </w:r>
+          </w:p>
+        </w:tc>
+        <w:tc>
+          <w:tcPr/>
+          <w:p>
+            <w:pPr>
+              <w:pStyle w:val="Compact"/>
+              <w:jc w:val="center"/>
+            </w:pPr>
+            <w:r>
+              <w:rPr>
+                <w:rFonts w:ascii="Times New Roman" w:hAnsi="Times New Roman" w:eastAsia="Times New Roman" w:cs="Times New Roman"/>
+              </w:rPr>
+              <w:t xml:space="preserve">8</w:t>
+            </w:r>
+          </w:p>
+        </w:tc>
+        <w:tc>
+          <w:tcPr/>
+          <w:p>
+            <w:pPr>
+              <w:pStyle w:val="Compact"/>
+              <w:jc w:val="center"/>
+            </w:pPr>
+            <w:r>
+              <w:rPr>
+                <w:rFonts w:ascii="Times New Roman" w:hAnsi="Times New Roman" w:eastAsia="Times New Roman" w:cs="Times New Roman"/>
+              </w:rPr>
+              <w:t xml:space="preserve">9</w:t>
             </w:r>
           </w:p>
         </w:tc>
@@ -2312,7 +2312,7 @@
               <w:rPr>
                 <w:rFonts w:ascii="Times New Roman" w:hAnsi="Times New Roman" w:eastAsia="Times New Roman" w:cs="Times New Roman"/>
               </w:rPr>
-              <w:t xml:space="preserve">0/0/0</w:t>
+              <w:t xml:space="preserve">6/16/8</w:t>
             </w:r>
           </w:p>
         </w:tc>
@@ -2342,37 +2342,37 @@
               <w:rPr>
                 <w:rFonts w:ascii="Times New Roman" w:hAnsi="Times New Roman" w:eastAsia="Times New Roman" w:cs="Times New Roman"/>
               </w:rPr>
-              <w:t xml:space="preserve">0</w:t>
-            </w:r>
-          </w:p>
-        </w:tc>
-        <w:tc>
-          <w:tcPr/>
-          <w:p>
-            <w:pPr>
-              <w:pStyle w:val="Compact"/>
-              <w:jc w:val="center"/>
-            </w:pPr>
-            <w:r>
-              <w:rPr>
-                <w:rFonts w:ascii="Times New Roman" w:hAnsi="Times New Roman" w:eastAsia="Times New Roman" w:cs="Times New Roman"/>
-              </w:rPr>
-              <w:t xml:space="preserve">0</w:t>
-            </w:r>
-          </w:p>
-        </w:tc>
-        <w:tc>
-          <w:tcPr/>
-          <w:p>
-            <w:pPr>
-              <w:pStyle w:val="Compact"/>
-              <w:jc w:val="center"/>
-            </w:pPr>
-            <w:r>
-              <w:rPr>
-                <w:rFonts w:ascii="Times New Roman" w:hAnsi="Times New Roman" w:eastAsia="Times New Roman" w:cs="Times New Roman"/>
-              </w:rPr>
-              <w:t xml:space="preserve">0</w:t>
+              <w:t xml:space="preserve">12</w:t>
+            </w:r>
+          </w:p>
+        </w:tc>
+        <w:tc>
+          <w:tcPr/>
+          <w:p>
+            <w:pPr>
+              <w:pStyle w:val="Compact"/>
+              <w:jc w:val="center"/>
+            </w:pPr>
+            <w:r>
+              <w:rPr>
+                <w:rFonts w:ascii="Times New Roman" w:hAnsi="Times New Roman" w:eastAsia="Times New Roman" w:cs="Times New Roman"/>
+              </w:rPr>
+              <w:t xml:space="preserve">9</w:t>
+            </w:r>
+          </w:p>
+        </w:tc>
+        <w:tc>
+          <w:tcPr/>
+          <w:p>
+            <w:pPr>
+              <w:pStyle w:val="Compact"/>
+              <w:jc w:val="center"/>
+            </w:pPr>
+            <w:r>
+              <w:rPr>
+                <w:rFonts w:ascii="Times New Roman" w:hAnsi="Times New Roman" w:eastAsia="Times New Roman" w:cs="Times New Roman"/>
+              </w:rPr>
+              <w:t xml:space="preserve">9</w:t>
             </w:r>
           </w:p>
         </w:tc>

--- a/00-首页/题组Word/第一轮·综合套卷/总索引.docx
+++ b/00-首页/题组Word/第一轮·综合套卷/总索引.docx
@@ -1787,22 +1787,22 @@
               <w:rPr>
                 <w:rFonts w:ascii="Times New Roman" w:hAnsi="Times New Roman" w:eastAsia="Times New Roman" w:cs="Times New Roman"/>
               </w:rPr>
-              <w:t xml:space="preserve">13</w:t>
-            </w:r>
-          </w:p>
-        </w:tc>
-        <w:tc>
-          <w:tcPr/>
-          <w:p>
-            <w:pPr>
-              <w:pStyle w:val="Compact"/>
-              <w:jc w:val="center"/>
-            </w:pPr>
-            <w:r>
-              <w:rPr>
-                <w:rFonts w:ascii="Times New Roman" w:hAnsi="Times New Roman" w:eastAsia="Times New Roman" w:cs="Times New Roman"/>
-              </w:rPr>
-              <w:t xml:space="preserve">6</w:t>
+              <w:t xml:space="preserve">11</w:t>
+            </w:r>
+          </w:p>
+        </w:tc>
+        <w:tc>
+          <w:tcPr/>
+          <w:p>
+            <w:pPr>
+              <w:pStyle w:val="Compact"/>
+              <w:jc w:val="center"/>
+            </w:pPr>
+            <w:r>
+              <w:rPr>
+                <w:rFonts w:ascii="Times New Roman" w:hAnsi="Times New Roman" w:eastAsia="Times New Roman" w:cs="Times New Roman"/>
+              </w:rPr>
+              <w:t xml:space="preserve">8</w:t>
             </w:r>
           </w:p>
         </w:tc>
@@ -1972,21 +1972,6 @@
               <w:rPr>
                 <w:rFonts w:ascii="Times New Roman" w:hAnsi="Times New Roman" w:eastAsia="Times New Roman" w:cs="Times New Roman"/>
               </w:rPr>
-              <w:t xml:space="preserve">9</w:t>
-            </w:r>
-          </w:p>
-        </w:tc>
-        <w:tc>
-          <w:tcPr/>
-          <w:p>
-            <w:pPr>
-              <w:pStyle w:val="Compact"/>
-              <w:jc w:val="center"/>
-            </w:pPr>
-            <w:r>
-              <w:rPr>
-                <w:rFonts w:ascii="Times New Roman" w:hAnsi="Times New Roman" w:eastAsia="Times New Roman" w:cs="Times New Roman"/>
-              </w:rPr>
               <w:t xml:space="preserve">8</w:t>
             </w:r>
           </w:p>
@@ -2002,7 +1987,22 @@
               <w:rPr>
                 <w:rFonts w:ascii="Times New Roman" w:hAnsi="Times New Roman" w:eastAsia="Times New Roman" w:cs="Times New Roman"/>
               </w:rPr>
-              <w:t xml:space="preserve">7</w:t>
+              <w:t xml:space="preserve">8</w:t>
+            </w:r>
+          </w:p>
+        </w:tc>
+        <w:tc>
+          <w:tcPr/>
+          <w:p>
+            <w:pPr>
+              <w:pStyle w:val="Compact"/>
+              <w:jc w:val="center"/>
+            </w:pPr>
+            <w:r>
+              <w:rPr>
+                <w:rFonts w:ascii="Times New Roman" w:hAnsi="Times New Roman" w:eastAsia="Times New Roman" w:cs="Times New Roman"/>
+              </w:rPr>
+              <w:t xml:space="preserve">8</w:t>
             </w:r>
           </w:p>
         </w:tc>
